--- a/Project Templates/4. Project Planning Phase/Project Planning Template.docx
+++ b/Project Templates/4. Project Planning Phase/Project Planning Template.docx
@@ -146,7 +146,13 @@
               <w:rPr>
                 <w:rFonts w:ascii="Arial" w:hAnsi="Arial" w:cs="Arial"/>
               </w:rPr>
-              <w:t>15 February 2025</w:t>
+              <w:t>15 February 202</w:t>
+            </w:r>
+            <w:r>
+              <w:rPr>
+                <w:rFonts w:ascii="Arial" w:hAnsi="Arial" w:cs="Arial"/>
+              </w:rPr>
+              <w:t>6</w:t>
             </w:r>
           </w:p>
         </w:tc>
@@ -187,7 +193,7 @@
               <w:rPr>
                 <w:rFonts w:ascii="Arial" w:hAnsi="Arial" w:cs="Arial"/>
               </w:rPr>
-              <w:t>Team 1</w:t>
+              <w:t>SWTID-2026-5878</w:t>
             </w:r>
           </w:p>
         </w:tc>
@@ -640,7 +646,6 @@
               </w:rPr>
               <w:t>As a System Admin, I want to configure a Data Source and generate an Import Set table (</w:t>
             </w:r>
-            <w:proofErr w:type="spellStart"/>
             <w:r>
               <w:rPr>
                 <w:rStyle w:val="HTMLCode"/>
@@ -650,7 +655,6 @@
               </w:rPr>
               <w:t>import_employee</w:t>
             </w:r>
-            <w:proofErr w:type="spellEnd"/>
             <w:r>
               <w:rPr>
                 <w:rFonts w:ascii="Arial" w:hAnsi="Arial" w:cs="Arial"/>
@@ -828,7 +832,6 @@
               </w:rPr>
               <w:t>As a System Admin, I want to create a Transform Map targeting the User (</w:t>
             </w:r>
-            <w:proofErr w:type="spellStart"/>
             <w:r>
               <w:rPr>
                 <w:rStyle w:val="HTMLCode"/>
@@ -838,7 +841,6 @@
               </w:rPr>
               <w:t>sys_user</w:t>
             </w:r>
-            <w:proofErr w:type="spellEnd"/>
             <w:r>
               <w:rPr>
                 <w:rFonts w:ascii="Arial" w:hAnsi="Arial" w:cs="Arial"/>
@@ -1370,10 +1372,16 @@
                 <w:color w:val="444746"/>
                 <w:bdr w:val="none" w:sz="0" w:space="0" w:color="auto" w:frame="1"/>
               </w:rPr>
-              <w:t xml:space="preserve">Assigned </w:t>
-            </w:r>
-            <w:proofErr w:type="spellStart"/>
-            <w:proofErr w:type="gramStart"/>
+              <w:t>Assigned to.department</w:t>
+            </w:r>
+            <w:r>
+              <w:rPr>
+                <w:rFonts w:ascii="Arial" w:hAnsi="Arial" w:cs="Arial"/>
+                <w:color w:val="1F1F1F"/>
+                <w:bdr w:val="none" w:sz="0" w:space="0" w:color="auto" w:frame="1"/>
+              </w:rPr>
+              <w:t xml:space="preserve">, </w:t>
+            </w:r>
             <w:r>
               <w:rPr>
                 <w:rStyle w:val="HTMLCode"/>
@@ -1381,60 +1389,8 @@
                 <w:color w:val="444746"/>
                 <w:bdr w:val="none" w:sz="0" w:space="0" w:color="auto" w:frame="1"/>
               </w:rPr>
-              <w:t>to.department</w:t>
-            </w:r>
-            <w:proofErr w:type="spellEnd"/>
-            <w:proofErr w:type="gramEnd"/>
-            <w:r>
-              <w:rPr>
-                <w:rFonts w:ascii="Arial" w:hAnsi="Arial" w:cs="Arial"/>
-                <w:color w:val="1F1F1F"/>
-                <w:bdr w:val="none" w:sz="0" w:space="0" w:color="auto" w:frame="1"/>
-              </w:rPr>
-              <w:t xml:space="preserve">, </w:t>
-            </w:r>
-            <w:proofErr w:type="gramStart"/>
-            <w:r>
-              <w:rPr>
-                <w:rStyle w:val="HTMLCode"/>
-                <w:rFonts w:ascii="Arial" w:eastAsiaTheme="minorHAnsi" w:hAnsi="Arial" w:cs="Arial"/>
-                <w:color w:val="444746"/>
-                <w:bdr w:val="none" w:sz="0" w:space="0" w:color="auto" w:frame="1"/>
-              </w:rPr>
-              <w:t>Assigned</w:t>
-            </w:r>
-            <w:proofErr w:type="gramEnd"/>
-            <w:r>
-              <w:rPr>
-                <w:rStyle w:val="HTMLCode"/>
-                <w:rFonts w:ascii="Arial" w:eastAsiaTheme="minorHAnsi" w:hAnsi="Arial" w:cs="Arial"/>
-                <w:color w:val="444746"/>
-                <w:bdr w:val="none" w:sz="0" w:space="0" w:color="auto" w:frame="1"/>
-              </w:rPr>
-              <w:t xml:space="preserve"> </w:t>
-            </w:r>
-            <w:proofErr w:type="spellStart"/>
-            <w:proofErr w:type="gramStart"/>
-            <w:r>
-              <w:rPr>
-                <w:rStyle w:val="HTMLCode"/>
-                <w:rFonts w:ascii="Arial" w:eastAsiaTheme="minorHAnsi" w:hAnsi="Arial" w:cs="Arial"/>
-                <w:color w:val="444746"/>
-                <w:bdr w:val="none" w:sz="0" w:space="0" w:color="auto" w:frame="1"/>
-              </w:rPr>
-              <w:t>to.manager</w:t>
-            </w:r>
-            <w:proofErr w:type="gramEnd"/>
-            <w:r>
-              <w:rPr>
-                <w:rStyle w:val="HTMLCode"/>
-                <w:rFonts w:ascii="Arial" w:eastAsiaTheme="minorHAnsi" w:hAnsi="Arial" w:cs="Arial"/>
-                <w:color w:val="444746"/>
-                <w:bdr w:val="none" w:sz="0" w:space="0" w:color="auto" w:frame="1"/>
-              </w:rPr>
-              <w:t>.email</w:t>
-            </w:r>
-            <w:proofErr w:type="spellEnd"/>
+              <w:t>Assigned to.manager.email</w:t>
+            </w:r>
             <w:r>
               <w:rPr>
                 <w:rFonts w:ascii="Arial" w:hAnsi="Arial" w:cs="Arial"/>
@@ -2531,19 +2487,7 @@
               <w:sz w:val="32"/>
               <w:szCs w:val="32"/>
             </w:rPr>
-            <m:t xml:space="preserve">∴ </m:t>
-          </m:r>
-          <m:r>
-            <m:rPr>
-              <m:sty m:val="bi"/>
-            </m:rPr>
-            <w:rPr>
-              <w:rFonts w:ascii="Cambria Math" w:hAnsi="Cambria Math" w:cs="Arial"/>
-              <w:color w:val="172B4D"/>
-              <w:sz w:val="32"/>
-              <w:szCs w:val="32"/>
-            </w:rPr>
-            <m:t>AV=</m:t>
+            <m:t>∴ AV=</m:t>
           </m:r>
           <m:f>
             <m:fPr>
@@ -2653,19 +2597,7 @@
               <w:sz w:val="32"/>
               <w:szCs w:val="32"/>
             </w:rPr>
-            <m:t>=</m:t>
-          </m:r>
-          <m:r>
-            <m:rPr>
-              <m:sty m:val="bi"/>
-            </m:rPr>
-            <w:rPr>
-              <w:rFonts w:ascii="Cambria Math" w:hAnsi="Cambria Math" w:cs="Arial"/>
-              <w:color w:val="172B4D"/>
-              <w:sz w:val="32"/>
-              <w:szCs w:val="32"/>
-            </w:rPr>
-            <m:t>8</m:t>
+            <m:t>=8</m:t>
           </m:r>
         </m:oMath>
       </m:oMathPara>
